--- a/docs/entrega/8_Ficha_Proyecto.docx
+++ b/docs/entrega/8_Ficha_Proyecto.docx
@@ -2,6 +2,45 @@
 <file path=word/document.xml><?xml version="1.0" encoding="utf-8"?>
 <w:document xmlns:wpc="http://schemas.microsoft.com/office/word/2010/wordprocessingCanvas" xmlns:mo="http://schemas.microsoft.com/office/mac/office/2008/main" xmlns:mc="http://schemas.openxmlformats.org/markup-compatibility/2006" xmlns:mv="urn:schemas-microsoft-com:mac:vml" xmlns:o="urn:schemas-microsoft-com:office:office" xmlns:r="http://schemas.openxmlformats.org/officeDocument/2006/relationships" xmlns:m="http://schemas.openxmlformats.org/officeDocument/2006/math" xmlns:v="urn:schemas-microsoft-com:vml" xmlns:wp14="http://schemas.microsoft.com/office/word/2010/wordprocessingDrawing" xmlns:wp="http://schemas.openxmlformats.org/drawingml/2006/wordprocessingDrawing" xmlns:w10="urn:schemas-microsoft-com:office:word" xmlns:w="http://schemas.openxmlformats.org/wordprocessingml/2006/main" xmlns:w14="http://schemas.microsoft.com/office/word/2010/wordml" xmlns:wpg="http://schemas.microsoft.com/office/word/2010/wordprocessingGroup" xmlns:wpi="http://schemas.microsoft.com/office/word/2010/wordprocessingInk" xmlns:wne="http://schemas.microsoft.com/office/word/2006/wordml" xmlns:wps="http://schemas.microsoft.com/office/word/2010/wordprocessingShape" mc:Ignorable="w14 wp14">
   <w:body>
+    <w:p>
+      <w:pPr>
+        <w:jc w:val="center"/>
+      </w:pPr>
+      <w:r>
+        <w:drawing>
+          <wp:inline xmlns:a="http://schemas.openxmlformats.org/drawingml/2006/main" xmlns:pic="http://schemas.openxmlformats.org/drawingml/2006/picture">
+            <wp:extent cx="503999" cy="588671"/>
+            <wp:docPr id="1" name="Picture 1"/>
+            <wp:cNvGraphicFramePr>
+              <a:graphicFrameLocks noChangeAspect="1"/>
+            </wp:cNvGraphicFramePr>
+            <a:graphic>
+              <a:graphicData uri="http://schemas.openxmlformats.org/drawingml/2006/picture">
+                <pic:pic>
+                  <pic:nvPicPr>
+                    <pic:cNvPr id="0" name="logo_unajma.png"/>
+                    <pic:cNvPicPr/>
+                  </pic:nvPicPr>
+                  <pic:blipFill>
+                    <a:blip r:embed="rId10"/>
+                    <a:stretch>
+                      <a:fillRect/>
+                    </a:stretch>
+                  </pic:blipFill>
+                  <pic:spPr>
+                    <a:xfrm>
+                      <a:off x="0" y="0"/>
+                      <a:ext cx="503999" cy="588671"/>
+                    </a:xfrm>
+                    <a:prstGeom prst="rect"/>
+                  </pic:spPr>
+                </pic:pic>
+              </a:graphicData>
+            </a:graphic>
+          </wp:inline>
+        </w:drawing>
+      </w:r>
+    </w:p>
     <w:p>
       <w:pPr>
         <w:spacing w:after="0"/>
@@ -11,8 +50,8 @@
         <w:rPr>
           <w:b/>
           <w:i w:val="0"/>
-          <w:color w:val="1E3A8A"/>
-          <w:sz w:val="24"/>
+          <w:color w:val="000000"/>
+          <w:sz w:val="26"/>
         </w:rPr>
         <w:t>UNIVERSIDAD NACIONAL JOSÉ MARÍA ARGUEDAS</w:t>
       </w:r>
@@ -25,8 +64,8 @@
         <w:rPr>
           <w:b w:val="0"/>
           <w:i w:val="0"/>
-          <w:color w:val="4B5563"/>
-          <w:sz w:val="19"/>
+          <w:color w:val="000000"/>
+          <w:sz w:val="20"/>
         </w:rPr>
         <w:t>Facultad de Ingeniería · Escuela Profesional de Ingeniería de Sistemas · Computación Gráfica (IIAD65) · Semestre 2026-II</w:t>
       </w:r>
@@ -40,8 +79,8 @@
         <w:rPr>
           <w:b/>
           <w:i w:val="0"/>
-          <w:color w:val="1E3A8A"/>
-          <w:sz w:val="30"/>
+          <w:color w:val="000000"/>
+          <w:sz w:val="28"/>
         </w:rPr>
         <w:t>ANEXO A. FICHA DEL PROYECTO</w:t>
       </w:r>
@@ -99,7 +138,7 @@
               <w:rPr>
                 <w:b/>
                 <w:i w:val="0"/>
-                <w:sz w:val="19"/>
+                <w:sz w:val="18"/>
               </w:rPr>
               <w:t>Campo</w:t>
             </w:r>
@@ -119,7 +158,7 @@
               <w:rPr>
                 <w:b/>
                 <w:i w:val="0"/>
-                <w:sz w:val="19"/>
+                <w:sz w:val="18"/>
               </w:rPr>
               <w:t>Completa tu grupo</w:t>
             </w:r>
@@ -140,7 +179,7 @@
               <w:rPr>
                 <w:b w:val="0"/>
                 <w:i w:val="0"/>
-                <w:sz w:val="19"/>
+                <w:sz w:val="18"/>
               </w:rPr>
               <w:t>Grupo N.º</w:t>
             </w:r>
@@ -159,7 +198,7 @@
               <w:rPr>
                 <w:b w:val="0"/>
                 <w:i w:val="0"/>
-                <w:sz w:val="19"/>
+                <w:sz w:val="18"/>
               </w:rPr>
               <w:t>3</w:t>
             </w:r>
@@ -180,7 +219,7 @@
               <w:rPr>
                 <w:b w:val="0"/>
                 <w:i w:val="0"/>
-                <w:sz w:val="19"/>
+                <w:sz w:val="18"/>
               </w:rPr>
               <w:t>Integrantes y roles</w:t>
             </w:r>
@@ -199,7 +238,7 @@
               <w:rPr>
                 <w:b/>
                 <w:i w:val="0"/>
-                <w:sz w:val="19"/>
+                <w:sz w:val="18"/>
               </w:rPr>
               <w:t>1. Oscco Zarabia Rider Gilmar</w:t>
             </w:r>
@@ -207,7 +246,7 @@
               <w:rPr>
                 <w:b w:val="0"/>
                 <w:i w:val="0"/>
-                <w:sz w:val="19"/>
+                <w:sz w:val="18"/>
               </w:rPr>
               <w:t xml:space="preserve"> — Coordinación, renderizado y plano cartesiano, repositorio e informe</w:t>
             </w:r>
@@ -215,7 +254,7 @@
               <w:rPr>
                 <w:b w:val="0"/>
                 <w:i w:val="0"/>
-                <w:sz w:val="19"/>
+                <w:sz w:val="18"/>
               </w:rPr>
               <w:br/>
             </w:r>
@@ -223,7 +262,7 @@
               <w:rPr>
                 <w:b/>
                 <w:i w:val="0"/>
-                <w:sz w:val="19"/>
+                <w:sz w:val="18"/>
               </w:rPr>
               <w:t>2. Vargas Alhuay Hernan</w:t>
             </w:r>
@@ -231,7 +270,7 @@
               <w:rPr>
                 <w:b w:val="0"/>
                 <w:i w:val="0"/>
-                <w:sz w:val="19"/>
+                <w:sz w:val="18"/>
               </w:rPr>
               <w:t xml:space="preserve"> — Núcleo matemático (matrices y composición) y pruebas</w:t>
             </w:r>
@@ -239,7 +278,7 @@
               <w:rPr>
                 <w:b w:val="0"/>
                 <w:i w:val="0"/>
-                <w:sz w:val="19"/>
+                <w:sz w:val="18"/>
               </w:rPr>
               <w:br/>
             </w:r>
@@ -247,7 +286,7 @@
               <w:rPr>
                 <w:b/>
                 <w:i w:val="0"/>
-                <w:sz w:val="19"/>
+                <w:sz w:val="18"/>
               </w:rPr>
               <w:t>3. Chilingano Lazo Albert</w:t>
             </w:r>
@@ -255,7 +294,7 @@
               <w:rPr>
                 <w:b w:val="0"/>
                 <w:i w:val="0"/>
-                <w:sz w:val="19"/>
+                <w:sz w:val="18"/>
               </w:rPr>
               <w:t xml:space="preserve"> — Interfaz, validación, explicaciones, manual de usuario y video</w:t>
             </w:r>
@@ -276,7 +315,7 @@
               <w:rPr>
                 <w:b w:val="0"/>
                 <w:i w:val="0"/>
-                <w:sz w:val="19"/>
+                <w:sz w:val="18"/>
               </w:rPr>
               <w:t>Tema asignado</w:t>
             </w:r>
@@ -295,7 +334,7 @@
               <w:rPr>
                 <w:b w:val="0"/>
                 <w:i w:val="0"/>
-                <w:sz w:val="19"/>
+                <w:sz w:val="18"/>
               </w:rPr>
               <w:t>N.º 3 — Laboratorio de geometría con matrices visibles (traslación, rotación, escalado, coordenadas homogéneas)</w:t>
             </w:r>
@@ -316,7 +355,7 @@
               <w:rPr>
                 <w:b w:val="0"/>
                 <w:i w:val="0"/>
-                <w:sz w:val="19"/>
+                <w:sz w:val="18"/>
               </w:rPr>
               <w:t>Problema que resuelve</w:t>
             </w:r>
@@ -335,9 +374,9 @@
               <w:rPr>
                 <w:b w:val="0"/>
                 <w:i w:val="0"/>
-                <w:sz w:val="19"/>
+                <w:sz w:val="18"/>
               </w:rPr>
-              <w:t>Las transformaciones geométricas suelen enseñarse con fórmulas y matrices en papel, sin ver de inmediato su efecto sobre la figura. Esto dificulta comprender por qué una matriz produce un movimiento determinado y por qué el orden de las transformaciones cambia el resultado. Los docentes de matemática no cuentan con una herramienta local, gratuita y en español que muestre a la vez la figura, las matrices y las coordenadas.</w:t>
+              <w:t>Las transformaciones geométricas suelen enseñarse con fórmulas y matrices en papel, sin ver de inmediato su efecto sobre la figura. Esto dificulta comprender por qué una matriz produce un movimiento determinado y por qué el orden de las transformaciones cambia el resultado. Los docentes no cuentan con una herramienta local, gratuita y en español que muestre a la vez la figura, las matrices y las coordenadas.</w:t>
             </w:r>
           </w:p>
         </w:tc>
@@ -356,7 +395,7 @@
               <w:rPr>
                 <w:b w:val="0"/>
                 <w:i w:val="0"/>
-                <w:sz w:val="19"/>
+                <w:sz w:val="18"/>
               </w:rPr>
               <w:t>Objetivo general y objetivos específicos</w:t>
             </w:r>
@@ -375,7 +414,7 @@
               <w:rPr>
                 <w:b/>
                 <w:i w:val="0"/>
-                <w:sz w:val="19"/>
+                <w:sz w:val="18"/>
               </w:rPr>
               <w:t xml:space="preserve">General: </w:t>
             </w:r>
@@ -383,7 +422,7 @@
               <w:rPr>
                 <w:b w:val="0"/>
                 <w:i w:val="0"/>
-                <w:sz w:val="19"/>
+                <w:sz w:val="18"/>
               </w:rPr>
               <w:t>desarrollar una aplicación web educativa que permita construir figuras bidimensionales y aplicarles traslación, rotación y escalado mediante matrices homogéneas de 3×3, mostrando simultáneamente el resultado gráfico, las matrices y las coordenadas.</w:t>
               <w:br/>
@@ -392,7 +431,7 @@
               <w:rPr>
                 <w:b/>
                 <w:i w:val="0"/>
-                <w:sz w:val="19"/>
+                <w:sz w:val="18"/>
               </w:rPr>
               <w:t xml:space="preserve">Específicos: </w:t>
             </w:r>
@@ -400,9 +439,9 @@
               <w:rPr>
                 <w:b w:val="0"/>
                 <w:i w:val="0"/>
-                <w:sz w:val="19"/>
+                <w:sz w:val="18"/>
               </w:rPr>
-              <w:t>(1) representar puntos, segmentos y polígonos en un plano cartesiano con Canvas 2D; (2) programar las matrices T, R y S y la transformación con pivote; (3) implementar la composición en un orden editable; (4) mostrar las coordenadas antes y después con el cálculo paso a paso; (5) verificar los resultados con casos calculados a mano; (6) presentar la herramienta a docentes de matemática de una institución local.</w:t>
+              <w:t>(1) representar puntos, segmentos y polígonos en un plano cartesiano con Canvas 2D; (2) programar las matrices T, R y S y la transformación con pivote; (3) implementar la composición en un orden editable; (4) mostrar las coordenadas antes y después con el cálculo paso a paso; (5) verificar los resultados con casos calculados a mano; (6) presentar la herramienta a docentes de una institución educativa del distrito de Turpo (Andahuaylas).</w:t>
             </w:r>
           </w:p>
         </w:tc>
@@ -421,7 +460,7 @@
               <w:rPr>
                 <w:b w:val="0"/>
                 <w:i w:val="0"/>
-                <w:sz w:val="19"/>
+                <w:sz w:val="18"/>
               </w:rPr>
               <w:t>Tecnología elegida y justificación</w:t>
             </w:r>
@@ -440,7 +479,7 @@
               <w:rPr>
                 <w:b w:val="0"/>
                 <w:i w:val="0"/>
-                <w:sz w:val="19"/>
+                <w:sz w:val="18"/>
               </w:rPr>
               <w:t>HTML5, CSS3, JavaScript y Canvas 2D, sin bibliotecas externas: (a) se ejecuta con doble clic en cualquier navegador, sin instalación ni internet, lo que garantiza la demostración en el Lab. 05 y el uso por los docentes; (b) Canvas 2D solo dibuja primitivas, así que todas las transformaciones las programa el grupo; (c) la interfaz se adapta a computadoras, tabletas y celulares.</w:t>
             </w:r>
@@ -461,7 +500,7 @@
               <w:rPr>
                 <w:b w:val="0"/>
                 <w:i w:val="0"/>
-                <w:sz w:val="19"/>
+                <w:sz w:val="18"/>
               </w:rPr>
               <w:t>Módulos y algoritmos que programarán</w:t>
             </w:r>
@@ -480,7 +519,7 @@
               <w:rPr>
                 <w:b w:val="0"/>
                 <w:i w:val="0"/>
-                <w:sz w:val="19"/>
+                <w:sz w:val="18"/>
               </w:rPr>
               <w:t>Matrices 3×3 (producto, aplicación a puntos homogéneos, determinante); transformaciones T(tₓ, t</w:t>
             </w:r>
@@ -488,7 +527,7 @@
               <w:rPr>
                 <w:b w:val="0"/>
                 <w:i w:val="0"/>
-                <w:sz w:val="19"/>
+                <w:sz w:val="18"/>
                 <w:vertAlign w:val="subscript"/>
               </w:rPr>
               <w:t>y</w:t>
@@ -497,7 +536,7 @@
               <w:rPr>
                 <w:b w:val="0"/>
                 <w:i w:val="0"/>
-                <w:sz w:val="19"/>
+                <w:sz w:val="18"/>
               </w:rPr>
               <w:t>), R(θ), S(sₓ, s</w:t>
             </w:r>
@@ -505,7 +544,7 @@
               <w:rPr>
                 <w:b w:val="0"/>
                 <w:i w:val="0"/>
-                <w:sz w:val="19"/>
+                <w:sz w:val="18"/>
                 <w:vertAlign w:val="subscript"/>
               </w:rPr>
               <w:t>y</w:t>
@@ -514,7 +553,7 @@
               <w:rPr>
                 <w:b w:val="0"/>
                 <w:i w:val="0"/>
-                <w:sz w:val="19"/>
+                <w:sz w:val="18"/>
               </w:rPr>
               <w:t>) y con pivote T(p)·M·T(−p); composición M = Mₙ·…·M₁ y pasos intermedios; transformación de viewport como matriz homogénea y su inversa; cuadrícula adaptativa; herramientas de dibujo; validación; paneles de matrices, coordenadas y explicación paso a paso; exportación a imagen y PDF.</w:t>
             </w:r>
@@ -535,9 +574,9 @@
               <w:rPr>
                 <w:b w:val="0"/>
                 <w:i w:val="0"/>
-                <w:sz w:val="19"/>
+                <w:sz w:val="18"/>
               </w:rPr>
-              <w:t>Beneficiario RSU y actividad prevista</w:t>
+              <w:t>Beneficiario RSU y actividad</w:t>
             </w:r>
           </w:p>
         </w:tc>
@@ -554,9 +593,9 @@
               <w:rPr>
                 <w:b w:val="0"/>
                 <w:i w:val="0"/>
-                <w:sz w:val="19"/>
+                <w:sz w:val="18"/>
               </w:rPr>
-              <w:t>Beneficiario: Docentes de matemática de una institución educativa de Andahuaylas (por confirmar). Actividad: demostración y taller breve (aprox. 45 minutos) sobre el uso de GeoMatriz 2D para enseñar transformaciones geométricas, con entrega del programa y su manual de usuario.</w:t>
+              <w:t>Beneficiario: Docentes de una institución educativa del distrito de Turpo (Andahuaylas, Apurímac). Primera etapa (realizada): demostración virtual por Google Meet al docente Valerio Palacios Chambi el 20 de octubre de 2026. Siguiente etapa: taller en la institución, con entrega del programa y de su manual de usuario.</w:t>
             </w:r>
           </w:p>
         </w:tc>
@@ -575,7 +614,7 @@
               <w:rPr>
                 <w:b w:val="0"/>
                 <w:i w:val="0"/>
-                <w:sz w:val="19"/>
+                <w:sz w:val="18"/>
               </w:rPr>
               <w:t>Enlace al repositorio</w:t>
             </w:r>
@@ -594,7 +633,7 @@
               <w:rPr>
                 <w:b w:val="0"/>
                 <w:i w:val="0"/>
-                <w:sz w:val="19"/>
+                <w:sz w:val="18"/>
               </w:rPr>
               <w:t>[enlace al repositorio de GitHub — por completar]</w:t>
             </w:r>
@@ -615,7 +654,7 @@
               <w:rPr>
                 <w:b w:val="0"/>
                 <w:i w:val="0"/>
-                <w:sz w:val="19"/>
+                <w:sz w:val="18"/>
               </w:rPr>
               <w:t>Firma del docente y fecha</w:t>
             </w:r>
@@ -634,7 +673,7 @@
               <w:rPr>
                 <w:b w:val="0"/>
                 <w:i w:val="0"/>
-                <w:sz w:val="19"/>
+                <w:sz w:val="18"/>
               </w:rPr>
               <w:br/>
               <w:br/>
@@ -1071,7 +1110,7 @@
       <w:spacing w:line="276" w:lineRule="auto" w:after="80"/>
     </w:pPr>
     <w:rPr>
-      <w:rFonts w:ascii="Arial" w:hAnsi="Arial" w:eastAsia="Arial"/>
+      <w:rFonts w:ascii="Times New Roman" w:hAnsi="Times New Roman" w:eastAsia="Times New Roman" w:cs="Times New Roman"/>
       <w:sz w:val="22"/>
     </w:rPr>
   </w:style>
@@ -1134,7 +1173,7 @@
       <w:outlineLvl w:val="0"/>
     </w:pPr>
     <w:rPr>
-      <w:rFonts w:asciiTheme="majorHAnsi" w:eastAsiaTheme="majorEastAsia" w:hAnsiTheme="majorHAnsi" w:cstheme="majorBidi" w:ascii="Arial" w:hAnsi="Arial" w:eastAsia="Arial"/>
+      <w:rFonts w:ascii="Times New Roman" w:hAnsi="Times New Roman" w:eastAsia="Times New Roman" w:cs="Times New Roman"/>
       <w:b/>
       <w:bCs/>
       <w:color w:val="1E3A8A"/>
@@ -1158,7 +1197,7 @@
       <w:outlineLvl w:val="1"/>
     </w:pPr>
     <w:rPr>
-      <w:rFonts w:asciiTheme="majorHAnsi" w:eastAsiaTheme="majorEastAsia" w:hAnsiTheme="majorHAnsi" w:cstheme="majorBidi" w:ascii="Arial" w:hAnsi="Arial" w:eastAsia="Arial"/>
+      <w:rFonts w:ascii="Times New Roman" w:hAnsi="Times New Roman" w:eastAsia="Times New Roman" w:cs="Times New Roman"/>
       <w:b/>
       <w:bCs/>
       <w:color w:val="1E3A8A"/>
@@ -1182,7 +1221,7 @@
       <w:outlineLvl w:val="2"/>
     </w:pPr>
     <w:rPr>
-      <w:rFonts w:asciiTheme="majorHAnsi" w:eastAsiaTheme="majorEastAsia" w:hAnsiTheme="majorHAnsi" w:cstheme="majorBidi" w:ascii="Arial" w:hAnsi="Arial" w:eastAsia="Arial"/>
+      <w:rFonts w:ascii="Times New Roman" w:hAnsi="Times New Roman" w:eastAsia="Times New Roman" w:cs="Times New Roman"/>
       <w:b/>
       <w:bCs/>
       <w:color w:val="1E3A8A"/>
@@ -1606,7 +1645,7 @@
       <w:contextualSpacing/>
     </w:pPr>
     <w:rPr>
-      <w:rFonts w:ascii="Arial" w:hAnsi="Arial"/>
+      <w:rFonts w:ascii="Times New Roman" w:hAnsi="Times New Roman"/>
       <w:sz w:val="22"/>
     </w:rPr>
   </w:style>
@@ -1650,7 +1689,7 @@
       <w:contextualSpacing/>
     </w:pPr>
     <w:rPr>
-      <w:rFonts w:ascii="Arial" w:hAnsi="Arial"/>
+      <w:rFonts w:ascii="Times New Roman" w:hAnsi="Times New Roman"/>
       <w:sz w:val="24"/>
     </w:rPr>
   </w:style>

--- a/docs/entrega/8_Ficha_Proyecto.docx
+++ b/docs/entrega/8_Ficha_Proyecto.docx
@@ -635,7 +635,7 @@
                 <w:i w:val="0"/>
                 <w:sz w:val="18"/>
               </w:rPr>
-              <w:t>[enlace al repositorio de GitHub — por completar]</w:t>
+              <w:t>https://github.com/zarabia123/COMPUTACION-GRAFICA</w:t>
             </w:r>
           </w:p>
         </w:tc>
